--- a/downloads/documents/04 Units/Unit 01 - Nutrition and Wellness - Kitchen Skills and Smart Eating/Lesson 01.01 - Hunt the Hazard.docx
+++ b/downloads/documents/04 Units/Unit 01 - Nutrition and Wellness - Kitchen Skills and Smart Eating/Lesson 01.01 - Hunt the Hazard.docx
@@ -1096,7 +1096,7 @@
         <w:pStyle w:val="Compact"/>
       </w:pPr>
       <w:r>
-        <w:t xml:space="preserve">ELL: the six hazard families on the slide have a picture each; the handout has a word bank with the Turkish, Portuguese, and Spanish words for hazard, burn, cut, fall, fire, and sick (see</w:t>
+        <w:t xml:space="preserve">ELL: the six hazard families on the slide have a picture each; the handout has a word bank with the Spanish words for hazard, burn, cut, fall, fire, and sick (see</w:t>
       </w:r>
       <w:r>
         <w:t xml:space="preserve"> </w:t>

--- a/downloads/documents/04 Units/Unit 01 - Nutrition and Wellness - Kitchen Skills and Smart Eating/Lesson 01.01 - Hunt the Hazard.docx
+++ b/downloads/documents/04 Units/Unit 01 - Nutrition and Wellness - Kitchen Skills and Smart Eating/Lesson 01.01 - Hunt the Hazard.docx
@@ -310,7 +310,7 @@
         <w:pStyle w:val="Compact"/>
       </w:pPr>
       <w:r>
-        <w:t xml:space="preserve">Six kitchen stations staged with one or two</w:t>
+        <w:t xml:space="preserve">Six kitchen stations staged with two</w:t>
       </w:r>
       <w:r>
         <w:t xml:space="preserve"> </w:t>
@@ -328,7 +328,7 @@
         <w:t xml:space="preserve"> </w:t>
       </w:r>
       <w:r>
-        <w:t xml:space="preserve">hazards each before class (examples: a pot handle turned out over the edge of the stove, a wet towel on the floor, a knife in the sink under suds, a cord draped across a burner, raw chicken (a rubber prop or a labeled package) touching a cutting board next to bread, a cabinet door left open at head height, an unlabeled spray bottle, an oven mitt with a hole). Nothing hot, nothing sharp, nothing real that can hurt anyone.</w:t>
+        <w:t xml:space="preserve">hazards each before class (the twelve in the Handout 01.01 key: a pot handle turned out over the edge of the stove, a cord draped across a burner, a wet towel on the floor, a cabinet door left open at head height, a knife or shears in the sink under suds, a backpack in the walkway, raw chicken (a rubber prop or a labeled package) touching a cutting board next to bread, a damp dish towel used on the raw chicken board, an unlabeled spray bottle, an oven mitt with a hole, a paper towel roll touching a burner grate, a wet mitt on the oven handle). Nothing hot, nothing sharp, nothing real that can hurt anyone.</w:t>
       </w:r>
     </w:p>
     <w:p>
@@ -430,7 +430,7 @@
         <w:pStyle w:val="FirstParagraph"/>
       </w:pPr>
       <w:r>
-        <w:t xml:space="preserve">Yesterday’s Unit 1 pre-assessment (Lesson 0.5) included three safety items. Skim them before class: the number who said</w:t>
+        <w:t xml:space="preserve">The Unit 1 pre-assessment from the last meeting (Lesson 0.5) included three safety items. Skim them before class: the number who said</w:t>
       </w:r>
       <w:r>
         <w:t xml:space="preserve"> </w:t>
@@ -495,7 +495,7 @@
         <w:t xml:space="preserve">“</w:t>
       </w:r>
       <w:r>
-        <w:t xml:space="preserve">There are at least twelve things in this room right now that could hurt somebody. I put them there. You have eight minutes to find them.</w:t>
+        <w:t xml:space="preserve">There are at least twelve things in this room right now that could hurt somebody. I put them there. You have nine minutes to find them.</w:t>
       </w:r>
       <w:r>
         <w:t xml:space="preserve">”</w:t>
